--- a/manuscript.docx
+++ b/manuscript.docx
@@ -90,7 +90,7 @@
           <w:color w:val="333333"/>
           <w:sz w:val="22"/>
         </w:rPr>
-        <w:t>: dudekula.kasimvali@outlook.com</w:t>
+        <w:t>: kasim.22bcb7285@vitapstudent.ac.in</w:t>
       </w:r>
     </w:p>
     <w:p>
